--- a/courts/ninth-circuit/nevada/federal/district/complaint/usage/OUTPUT-complaint.docx
+++ b/courts/ninth-circuit/nevada/federal/district/complaint/usage/OUTPUT-complaint.docx
@@ -465,7 +465,7 @@
             </w:tcBorders>
             <w:tcMar>
               <w:top w:w="10" w:type="dxa"/>
-              <w:bottom w:w="174" w:type="dxa"/>
+              <w:bottom w:w="159" w:type="dxa"/>
               <w:right w:w="200" w:type="dxa"/>
             </w:tcMar>
           </w:tcPr>
